--- a/amng_governance_docs/01_AMNG_雇用契約書_박수아관장_v2.docx
+++ b/amng_governance_docs/01_AMNG_雇用契約書_박수아관장_v2.docx
@@ -952,7 +952,7 @@
           <w:sz w:val="21"/>
           <w:rFonts w:eastAsia="ＭＳ 明朝"/>
         </w:rPr>
-        <w:t>1. 甲は AMNG MOA 第7条第2項に基づく多者JV (DSHD·MT·CH·FS·DSKR の5社出資) であり、乙は当該JVの利益を最優先に職務を遂行する。</w:t>
+        <w:t>1. 甲は 2025年8月29日付 AMNG MOA (合意覚書) 第7条第2項に基づく多者JV (DSHD·MT·CH·FS·DSKR の5社出資) であり、乙は当該JVの利益を最優先に職務を遂行する。</w:t>
       </w:r>
     </w:p>
     <w:p>
